--- a/Articles/2026/4_Blender_Tips_and_Tricks/17_Appending_an_Object/17 Appending an Object.docx
+++ b/Articles/2026/4_Blender_Tips_and_Tricks/17_Appending_an_Object/17 Appending an Object.docx
@@ -15,9 +15,80 @@
         <w:t>12/21/2026</w:t>
       </w:r>
     </w:p>
+    <w:p/>
     <w:p>
       <w:r>
-        <w:t>Open the file that you want to bring the object into. File- Append</w:t>
+        <w:rPr>
+          <w:noProof/>
+        </w:rPr>
+        <w:drawing>
+          <wp:inline distT="0" distB="0" distL="0" distR="0" wp14:anchorId="6C6AACF2" wp14:editId="786009AA">
+            <wp:extent cx="3857625" cy="3443288"/>
+            <wp:effectExtent l="76200" t="76200" r="123825" b="138430"/>
+            <wp:docPr id="427769370" name="Picture 1"/>
+            <wp:cNvGraphicFramePr>
+              <a:graphicFrameLocks xmlns:a="http://schemas.openxmlformats.org/drawingml/2006/main" noChangeAspect="1"/>
+            </wp:cNvGraphicFramePr>
+            <a:graphic xmlns:a="http://schemas.openxmlformats.org/drawingml/2006/main">
+              <a:graphicData uri="http://schemas.openxmlformats.org/drawingml/2006/picture">
+                <pic:pic xmlns:pic="http://schemas.openxmlformats.org/drawingml/2006/picture">
+                  <pic:nvPicPr>
+                    <pic:cNvPr id="0" name="Picture 1"/>
+                    <pic:cNvPicPr>
+                      <a:picLocks noChangeAspect="1" noChangeArrowheads="1"/>
+                    </pic:cNvPicPr>
+                  </pic:nvPicPr>
+                  <pic:blipFill>
+                    <a:blip r:embed="rId5">
+                      <a:extLst>
+                        <a:ext uri="{28A0092B-C50C-407E-A947-70E740481C1C}">
+                          <a14:useLocalDpi xmlns:a14="http://schemas.microsoft.com/office/drawing/2010/main" val="0"/>
+                        </a:ext>
+                      </a:extLst>
+                    </a:blip>
+                    <a:srcRect/>
+                    <a:stretch>
+                      <a:fillRect/>
+                    </a:stretch>
+                  </pic:blipFill>
+                  <pic:spPr bwMode="auto">
+                    <a:xfrm>
+                      <a:off x="0" y="0"/>
+                      <a:ext cx="3862800" cy="3447907"/>
+                    </a:xfrm>
+                    <a:prstGeom prst="rect">
+                      <a:avLst/>
+                    </a:prstGeom>
+                    <a:ln w="38100" cap="sq">
+                      <a:solidFill>
+                        <a:srgbClr val="000000"/>
+                      </a:solidFill>
+                      <a:prstDash val="solid"/>
+                      <a:miter lim="800000"/>
+                    </a:ln>
+                    <a:effectLst>
+                      <a:outerShdw blurRad="50800" dist="38100" dir="2700000" algn="tl" rotWithShape="0">
+                        <a:srgbClr val="000000">
+                          <a:alpha val="43000"/>
+                        </a:srgbClr>
+                      </a:outerShdw>
+                    </a:effectLst>
+                  </pic:spPr>
+                </pic:pic>
+              </a:graphicData>
+            </a:graphic>
+          </wp:inline>
+        </w:drawing>
+      </w:r>
+    </w:p>
+    <w:p>
+      <w:r>
+        <w:t>First, open the Blender file that you want to bring the object INTO.</w:t>
+      </w:r>
+    </w:p>
+    <w:p>
+      <w:r>
+        <w:t>Then go to File → Append.</w:t>
       </w:r>
     </w:p>
     <w:p>
@@ -25,10 +96,11 @@
         <w:rPr>
           <w:noProof/>
         </w:rPr>
+        <w:lastRenderedPageBreak/>
         <w:drawing>
-          <wp:inline distT="0" distB="0" distL="0" distR="0" wp14:anchorId="5D469D13" wp14:editId="3A590C64">
-            <wp:extent cx="3543300" cy="4073139"/>
-            <wp:effectExtent l="76200" t="76200" r="133350" b="137160"/>
+          <wp:inline distT="0" distB="0" distL="0" distR="0" wp14:anchorId="5D469D13" wp14:editId="201B292A">
+            <wp:extent cx="3457359" cy="4072890"/>
+            <wp:effectExtent l="76200" t="76200" r="124460" b="137160"/>
             <wp:docPr id="461964012" name="Picture 1"/>
             <wp:cNvGraphicFramePr>
               <a:graphicFrameLocks xmlns:a="http://schemas.openxmlformats.org/drawingml/2006/main" noChangeAspect="1"/>
@@ -41,8 +113,8 @@
                     <pic:cNvPicPr/>
                   </pic:nvPicPr>
                   <pic:blipFill rotWithShape="1">
-                    <a:blip r:embed="rId5"/>
-                    <a:srcRect l="6891" t="7122" r="75962" b="57836"/>
+                    <a:blip r:embed="rId6"/>
+                    <a:srcRect l="7306" t="7122" r="75962" b="57836"/>
                     <a:stretch>
                       <a:fillRect/>
                     </a:stretch>
@@ -50,17 +122,34 @@
                   <pic:spPr bwMode="auto">
                     <a:xfrm>
                       <a:off x="0" y="0"/>
-                      <a:ext cx="3555285" cy="4086916"/>
+                      <a:ext cx="3469265" cy="4086916"/>
                     </a:xfrm>
                     <a:prstGeom prst="rect">
                       <a:avLst/>
                     </a:prstGeom>
-                    <a:ln w="38100" cap="sq">
+                    <a:ln w="38100" cap="sq" cmpd="sng" algn="ctr">
                       <a:solidFill>
                         <a:srgbClr val="000000"/>
                       </a:solidFill>
                       <a:prstDash val="solid"/>
                       <a:miter lim="800000"/>
+                      <a:headEnd type="none" w="med" len="med"/>
+                      <a:tailEnd type="none" w="med" len="med"/>
+                      <a:extLst>
+                        <a:ext uri="{C807C97D-BFC1-408E-A445-0C87EB9F89A2}">
+                          <ask:lineSketchStyleProps xmlns:ask="http://schemas.microsoft.com/office/drawing/2018/sketchyshapes" sd="0">
+                            <a:custGeom>
+                              <a:avLst/>
+                              <a:gdLst/>
+                              <a:ahLst/>
+                              <a:cxnLst/>
+                              <a:rect l="0" t="0" r="0" b="0"/>
+                              <a:pathLst/>
+                            </a:custGeom>
+                            <ask:type/>
+                          </ask:lineSketchStyleProps>
+                        </a:ext>
+                      </a:extLst>
                     </a:ln>
                     <a:effectLst>
                       <a:outerShdw blurRad="50800" dist="38100" dir="2700000" algn="tl" rotWithShape="0">
@@ -108,7 +197,7 @@
                     <pic:cNvPicPr/>
                   </pic:nvPicPr>
                   <pic:blipFill>
-                    <a:blip r:embed="rId6"/>
+                    <a:blip r:embed="rId7"/>
                     <a:stretch>
                       <a:fillRect/>
                     </a:stretch>
@@ -145,7 +234,6 @@
     </w:p>
     <w:p>
       <w:r>
-        <w:lastRenderedPageBreak/>
         <w:t>Choose the Object folder.</w:t>
       </w:r>
     </w:p>
@@ -170,7 +258,7 @@
                     <pic:cNvPicPr/>
                   </pic:nvPicPr>
                   <pic:blipFill>
-                    <a:blip r:embed="rId7"/>
+                    <a:blip r:embed="rId8"/>
                     <a:stretch>
                       <a:fillRect/>
                     </a:stretch>
@@ -217,7 +305,7 @@
                     <pic:cNvPicPr/>
                   </pic:nvPicPr>
                   <pic:blipFill>
-                    <a:blip r:embed="rId8"/>
+                    <a:blip r:embed="rId9"/>
                     <a:stretch>
                       <a:fillRect/>
                     </a:stretch>
@@ -278,7 +366,7 @@
                     <pic:cNvPicPr/>
                   </pic:nvPicPr>
                   <pic:blipFill>
-                    <a:blip r:embed="rId9"/>
+                    <a:blip r:embed="rId10"/>
                     <a:stretch>
                       <a:fillRect/>
                     </a:stretch>
@@ -315,10 +403,8 @@
     </w:p>
     <w:p>
       <w:r>
-        <w:t>And the Append worked perfectly, even positioning the object correctly inside of the new scene.</w:t>
+        <w:t>And there it is! The Append worked perfectly, even positioning the object correctly inside the new scene.</w:t>
       </w:r>
-    </w:p>
-    <w:p>
       <w:r>
         <w:rPr>
           <w:noProof/>
@@ -339,7 +425,7 @@
                     <pic:cNvPicPr/>
                   </pic:nvPicPr>
                   <pic:blipFill>
-                    <a:blip r:embed="rId10"/>
+                    <a:blip r:embed="rId11"/>
                     <a:stretch>
                       <a:fillRect/>
                     </a:stretch>
